--- a/NEW_SRTP.docx
+++ b/NEW_SRTP.docx
@@ -58,16 +58,25 @@
     <w:p>
       <w:pPr>
         <w:rPr>
-          <w:rFonts w:hint="eastAsia"/>
-          <w:lang w:val="en-US" w:eastAsia="zh-CN"/>
-        </w:rPr>
-      </w:pPr>
-      <w:r>
-        <w:rPr>
-          <w:rFonts w:hint="eastAsia"/>
-          <w:lang w:val="en-US" w:eastAsia="zh-CN"/>
-        </w:rPr>
-        <w:t>完善原有程序, 使用一切工程自动化流程, 使规范化</w:t>
+          <w:rFonts w:hint="default"/>
+          <w:lang w:val="en-US" w:eastAsia="zh-CN"/>
+        </w:rPr>
+      </w:pPr>
+      <w:r>
+        <w:rPr>
+          <w:rFonts w:hint="eastAsia"/>
+          <w:lang w:val="en-US" w:eastAsia="zh-CN"/>
+        </w:rPr>
+        <w:t>python工程结构, 完善原有程序, 使用一切工程符合软件</w:t>
+      </w:r>
+      <w:bookmarkStart w:id="0" w:name="_GoBack"/>
+      <w:bookmarkEnd w:id="0"/>
+      <w:r>
+        <w:rPr>
+          <w:rFonts w:hint="eastAsia"/>
+          <w:lang w:val="en-US" w:eastAsia="zh-CN"/>
+        </w:rPr>
+        <w:t>自动化流程, 使规范化</w:t>
       </w:r>
     </w:p>
     <w:p>
@@ -290,16 +299,7 @@
           <w:rFonts w:hint="default"/>
           <w:lang w:val="en-US" w:eastAsia="zh-CN"/>
         </w:rPr>
-        <w:t>（雪造成的损失怎么识别、怎么量化、怎么放进产能模型？），上次分工的时候有两位同学主要负责建模，请重点关注，因为现在光伏模型的研究还是比较成熟的，怎么把雪这个因素放进模型里进行定性定量分析，是大家需要思考的问题，这几篇文章也用到了图像处理、深度学习的方法，大家可以看看是怎</w:t>
-      </w:r>
-      <w:bookmarkStart w:id="0" w:name="_GoBack"/>
-      <w:bookmarkEnd w:id="0"/>
-      <w:r>
-        <w:rPr>
-          <w:rFonts w:hint="default"/>
-          <w:lang w:val="en-US" w:eastAsia="zh-CN"/>
-        </w:rPr>
-        <w:t>么结合的</w:t>
+        <w:t>（雪造成的损失怎么识别、怎么量化、怎么放进产能模型？），上次分工的时候有两位同学主要负责建模，请重点关注，因为现在光伏模型的研究还是比较成熟的，怎么把雪这个因素放进模型里进行定性定量分析，是大家需要思考的问题，这几篇文章也用到了图像处理、深度学习的方法，大家可以看看是怎么结合的</w:t>
       </w:r>
     </w:p>
     <w:p>
@@ -493,7 +493,7 @@
     <w:lsdException w:qFormat="1" w:unhideWhenUsed="0" w:uiPriority="0" w:semiHidden="0" w:name="Title"/>
     <w:lsdException w:unhideWhenUsed="0" w:uiPriority="0" w:semiHidden="0" w:name="Closing"/>
     <w:lsdException w:unhideWhenUsed="0" w:uiPriority="0" w:semiHidden="0" w:name="Signature"/>
-    <w:lsdException w:unhideWhenUsed="0" w:uiPriority="0" w:name="Default Paragraph Font"/>
+    <w:lsdException w:qFormat="1" w:unhideWhenUsed="0" w:uiPriority="0" w:name="Default Paragraph Font"/>
     <w:lsdException w:unhideWhenUsed="0" w:uiPriority="0" w:semiHidden="0" w:name="Body Text"/>
     <w:lsdException w:unhideWhenUsed="0" w:uiPriority="0" w:semiHidden="0" w:name="Body Text Indent"/>
     <w:lsdException w:unhideWhenUsed="0" w:uiPriority="0" w:semiHidden="0" w:name="List Continue"/>
@@ -531,7 +531,7 @@
     <w:lsdException w:unhideWhenUsed="0" w:uiPriority="0" w:semiHidden="0" w:name="HTML Sample"/>
     <w:lsdException w:unhideWhenUsed="0" w:uiPriority="0" w:semiHidden="0" w:name="HTML Typewriter"/>
     <w:lsdException w:unhideWhenUsed="0" w:uiPriority="0" w:semiHidden="0" w:name="HTML Variable"/>
-    <w:lsdException w:unhideWhenUsed="0" w:uiPriority="0" w:name="Normal Table"/>
+    <w:lsdException w:qFormat="1" w:unhideWhenUsed="0" w:uiPriority="0" w:name="Normal Table"/>
     <w:lsdException w:unhideWhenUsed="0" w:uiPriority="0" w:semiHidden="0" w:name="annotation subject"/>
     <w:lsdException w:unhideWhenUsed="0" w:uiPriority="0" w:semiHidden="0" w:name="Table Simple 1"/>
     <w:lsdException w:unhideWhenUsed="0" w:uiPriority="0" w:semiHidden="0" w:name="Table Simple 2"/>
@@ -696,11 +696,13 @@
   <w:style w:type="character" w:default="1" w:styleId="3">
     <w:name w:val="Default Paragraph Font"/>
     <w:semiHidden/>
+    <w:qFormat/>
     <w:uiPriority w:val="0"/>
   </w:style>
   <w:style w:type="table" w:default="1" w:styleId="2">
     <w:name w:val="Normal Table"/>
     <w:semiHidden/>
+    <w:qFormat/>
     <w:uiPriority w:val="0"/>
     <w:tblPr>
       <w:tblCellMar>
